--- a/docs/document-templates/source/АРАВА_Приложение_и_согласия_мастер-шаблон.docx
+++ b/docs/document-templates/source/АРАВА_Приложение_и_согласия_мастер-шаблон.docx
@@ -2805,6 +2805,7 @@
           <w:sz w:val="22"/>
           <w:szCs w:val="22"/>
         </w:rPr>
+        <w:pageBreakBefore/>
       </w:pPr>
       <w:r>
         <w:rPr>
@@ -4007,6 +4008,7 @@
           <w:rFonts w:ascii="Times New Roman" w:eastAsia="Times New Roman" w:hAnsi="Times New Roman" w:cs="Times New Roman"/>
           <w:b/>
         </w:rPr>
+        <w:pageBreakBefore/>
       </w:pPr>
       <w:r>
         <w:rPr>
@@ -4998,720 +5000,11 @@
         <w:t xml:space="preserve">  (дата)</w:t>
       </w:r>
     </w:p>
-    <w:p>
-      <w:pPr>
-        <w:tabs>
-          <w:tab w:val="left" w:pos="560"/>
-          <w:tab w:val="left" w:pos="1120"/>
-          <w:tab w:val="left" w:pos="1680"/>
-          <w:tab w:val="left" w:pos="2240"/>
-          <w:tab w:val="left" w:pos="2800"/>
-          <w:tab w:val="left" w:pos="3360"/>
-          <w:tab w:val="left" w:pos="3920"/>
-          <w:tab w:val="left" w:pos="4480"/>
-          <w:tab w:val="left" w:pos="5040"/>
-          <w:tab w:val="left" w:pos="5600"/>
-          <w:tab w:val="left" w:pos="6160"/>
-          <w:tab w:val="left" w:pos="6720"/>
-        </w:tabs>
-        <w:autoSpaceDE w:val="0"/>
-        <w:autoSpaceDN w:val="0"/>
-        <w:adjustRightInd w:val="0"/>
-        <w:spacing w:after="0" w:line="240" w:lineRule="auto"/>
-        <w:rPr>
-          <w:rFonts w:ascii="Times New Roman" w:hAnsi="Times New Roman" w:cs="Times New Roman"/>
-          <w:kern w:val="0"/>
-        </w:rPr>
-      </w:pPr>
-    </w:p>
-    <w:p>
-      <w:pPr>
-        <w:tabs>
-          <w:tab w:val="left" w:pos="560"/>
-          <w:tab w:val="left" w:pos="1120"/>
-          <w:tab w:val="left" w:pos="1680"/>
-          <w:tab w:val="left" w:pos="2240"/>
-          <w:tab w:val="left" w:pos="2800"/>
-          <w:tab w:val="left" w:pos="3360"/>
-          <w:tab w:val="left" w:pos="3920"/>
-          <w:tab w:val="left" w:pos="4480"/>
-          <w:tab w:val="left" w:pos="5040"/>
-          <w:tab w:val="left" w:pos="5600"/>
-          <w:tab w:val="left" w:pos="6160"/>
-          <w:tab w:val="left" w:pos="6720"/>
-        </w:tabs>
-        <w:autoSpaceDE w:val="0"/>
-        <w:autoSpaceDN w:val="0"/>
-        <w:adjustRightInd w:val="0"/>
-        <w:spacing w:after="0" w:line="240" w:lineRule="auto"/>
-        <w:rPr>
-          <w:rFonts w:ascii="Times New Roman" w:hAnsi="Times New Roman" w:cs="Times New Roman"/>
-          <w:kern w:val="0"/>
-        </w:rPr>
-      </w:pPr>
-    </w:p>
-    <w:p>
-      <w:pPr>
-        <w:tabs>
-          <w:tab w:val="left" w:pos="560"/>
-          <w:tab w:val="left" w:pos="1120"/>
-          <w:tab w:val="left" w:pos="1680"/>
-          <w:tab w:val="left" w:pos="2240"/>
-          <w:tab w:val="left" w:pos="2800"/>
-          <w:tab w:val="left" w:pos="3360"/>
-          <w:tab w:val="left" w:pos="3920"/>
-          <w:tab w:val="left" w:pos="4480"/>
-          <w:tab w:val="left" w:pos="5040"/>
-          <w:tab w:val="left" w:pos="5600"/>
-          <w:tab w:val="left" w:pos="6160"/>
-          <w:tab w:val="left" w:pos="6720"/>
-        </w:tabs>
-        <w:autoSpaceDE w:val="0"/>
-        <w:autoSpaceDN w:val="0"/>
-        <w:adjustRightInd w:val="0"/>
-        <w:spacing w:after="0" w:line="240" w:lineRule="auto"/>
-        <w:rPr>
-          <w:rFonts w:ascii="Times New Roman" w:hAnsi="Times New Roman" w:cs="Times New Roman"/>
-          <w:kern w:val="0"/>
-        </w:rPr>
-      </w:pPr>
-    </w:p>
-    <w:p>
-      <w:pPr>
-        <w:tabs>
-          <w:tab w:val="left" w:pos="560"/>
-          <w:tab w:val="left" w:pos="1120"/>
-          <w:tab w:val="left" w:pos="1680"/>
-          <w:tab w:val="left" w:pos="2240"/>
-          <w:tab w:val="left" w:pos="2800"/>
-          <w:tab w:val="left" w:pos="3360"/>
-          <w:tab w:val="left" w:pos="3920"/>
-          <w:tab w:val="left" w:pos="4480"/>
-          <w:tab w:val="left" w:pos="5040"/>
-          <w:tab w:val="left" w:pos="5600"/>
-          <w:tab w:val="left" w:pos="6160"/>
-          <w:tab w:val="left" w:pos="6720"/>
-        </w:tabs>
-        <w:autoSpaceDE w:val="0"/>
-        <w:autoSpaceDN w:val="0"/>
-        <w:adjustRightInd w:val="0"/>
-        <w:spacing w:after="0" w:line="240" w:lineRule="auto"/>
-        <w:rPr>
-          <w:rFonts w:ascii="Times New Roman" w:hAnsi="Times New Roman" w:cs="Times New Roman"/>
-          <w:kern w:val="0"/>
-        </w:rPr>
-      </w:pPr>
-    </w:p>
-    <w:p>
-      <w:pPr>
-        <w:tabs>
-          <w:tab w:val="left" w:pos="560"/>
-          <w:tab w:val="left" w:pos="1120"/>
-          <w:tab w:val="left" w:pos="1680"/>
-          <w:tab w:val="left" w:pos="2240"/>
-          <w:tab w:val="left" w:pos="2800"/>
-          <w:tab w:val="left" w:pos="3360"/>
-          <w:tab w:val="left" w:pos="3920"/>
-          <w:tab w:val="left" w:pos="4480"/>
-          <w:tab w:val="left" w:pos="5040"/>
-          <w:tab w:val="left" w:pos="5600"/>
-          <w:tab w:val="left" w:pos="6160"/>
-          <w:tab w:val="left" w:pos="6720"/>
-        </w:tabs>
-        <w:autoSpaceDE w:val="0"/>
-        <w:autoSpaceDN w:val="0"/>
-        <w:adjustRightInd w:val="0"/>
-        <w:spacing w:after="0" w:line="240" w:lineRule="auto"/>
-        <w:rPr>
-          <w:rFonts w:ascii="Times New Roman" w:hAnsi="Times New Roman" w:cs="Times New Roman"/>
-          <w:kern w:val="0"/>
-        </w:rPr>
-      </w:pPr>
-    </w:p>
-    <w:p>
-      <w:pPr>
-        <w:tabs>
-          <w:tab w:val="left" w:pos="560"/>
-          <w:tab w:val="left" w:pos="1120"/>
-          <w:tab w:val="left" w:pos="1680"/>
-          <w:tab w:val="left" w:pos="2240"/>
-          <w:tab w:val="left" w:pos="2800"/>
-          <w:tab w:val="left" w:pos="3360"/>
-          <w:tab w:val="left" w:pos="3920"/>
-          <w:tab w:val="left" w:pos="4480"/>
-          <w:tab w:val="left" w:pos="5040"/>
-          <w:tab w:val="left" w:pos="5600"/>
-          <w:tab w:val="left" w:pos="6160"/>
-          <w:tab w:val="left" w:pos="6720"/>
-        </w:tabs>
-        <w:autoSpaceDE w:val="0"/>
-        <w:autoSpaceDN w:val="0"/>
-        <w:adjustRightInd w:val="0"/>
-        <w:spacing w:after="0" w:line="240" w:lineRule="auto"/>
-        <w:rPr>
-          <w:rFonts w:ascii="Times New Roman" w:hAnsi="Times New Roman" w:cs="Times New Roman"/>
-          <w:kern w:val="0"/>
-        </w:rPr>
-      </w:pPr>
-    </w:p>
-    <w:p>
-      <w:pPr>
-        <w:tabs>
-          <w:tab w:val="left" w:pos="560"/>
-          <w:tab w:val="left" w:pos="1120"/>
-          <w:tab w:val="left" w:pos="1680"/>
-          <w:tab w:val="left" w:pos="2240"/>
-          <w:tab w:val="left" w:pos="2800"/>
-          <w:tab w:val="left" w:pos="3360"/>
-          <w:tab w:val="left" w:pos="3920"/>
-          <w:tab w:val="left" w:pos="4480"/>
-          <w:tab w:val="left" w:pos="5040"/>
-          <w:tab w:val="left" w:pos="5600"/>
-          <w:tab w:val="left" w:pos="6160"/>
-          <w:tab w:val="left" w:pos="6720"/>
-        </w:tabs>
-        <w:autoSpaceDE w:val="0"/>
-        <w:autoSpaceDN w:val="0"/>
-        <w:adjustRightInd w:val="0"/>
-        <w:spacing w:after="0" w:line="240" w:lineRule="auto"/>
-        <w:rPr>
-          <w:rFonts w:ascii="Times New Roman" w:hAnsi="Times New Roman" w:cs="Times New Roman"/>
-          <w:kern w:val="0"/>
-        </w:rPr>
-      </w:pPr>
-    </w:p>
-    <w:p>
-      <w:pPr>
-        <w:tabs>
-          <w:tab w:val="left" w:pos="560"/>
-          <w:tab w:val="left" w:pos="1120"/>
-          <w:tab w:val="left" w:pos="1680"/>
-          <w:tab w:val="left" w:pos="2240"/>
-          <w:tab w:val="left" w:pos="2800"/>
-          <w:tab w:val="left" w:pos="3360"/>
-          <w:tab w:val="left" w:pos="3920"/>
-          <w:tab w:val="left" w:pos="4480"/>
-          <w:tab w:val="left" w:pos="5040"/>
-          <w:tab w:val="left" w:pos="5600"/>
-          <w:tab w:val="left" w:pos="6160"/>
-          <w:tab w:val="left" w:pos="6720"/>
-        </w:tabs>
-        <w:autoSpaceDE w:val="0"/>
-        <w:autoSpaceDN w:val="0"/>
-        <w:adjustRightInd w:val="0"/>
-        <w:spacing w:after="0" w:line="240" w:lineRule="auto"/>
-        <w:rPr>
-          <w:rFonts w:ascii="Times New Roman" w:hAnsi="Times New Roman" w:cs="Times New Roman"/>
-          <w:kern w:val="0"/>
-        </w:rPr>
-      </w:pPr>
-    </w:p>
-    <w:p>
-      <w:pPr>
-        <w:tabs>
-          <w:tab w:val="left" w:pos="560"/>
-          <w:tab w:val="left" w:pos="1120"/>
-          <w:tab w:val="left" w:pos="1680"/>
-          <w:tab w:val="left" w:pos="2240"/>
-          <w:tab w:val="left" w:pos="2800"/>
-          <w:tab w:val="left" w:pos="3360"/>
-          <w:tab w:val="left" w:pos="3920"/>
-          <w:tab w:val="left" w:pos="4480"/>
-          <w:tab w:val="left" w:pos="5040"/>
-          <w:tab w:val="left" w:pos="5600"/>
-          <w:tab w:val="left" w:pos="6160"/>
-          <w:tab w:val="left" w:pos="6720"/>
-        </w:tabs>
-        <w:autoSpaceDE w:val="0"/>
-        <w:autoSpaceDN w:val="0"/>
-        <w:adjustRightInd w:val="0"/>
-        <w:spacing w:after="0" w:line="240" w:lineRule="auto"/>
-        <w:rPr>
-          <w:rFonts w:ascii="Times New Roman" w:hAnsi="Times New Roman" w:cs="Times New Roman"/>
-          <w:kern w:val="0"/>
-        </w:rPr>
-      </w:pPr>
-    </w:p>
-    <w:p>
-      <w:pPr>
-        <w:tabs>
-          <w:tab w:val="left" w:pos="560"/>
-          <w:tab w:val="left" w:pos="1120"/>
-          <w:tab w:val="left" w:pos="1680"/>
-          <w:tab w:val="left" w:pos="2240"/>
-          <w:tab w:val="left" w:pos="2800"/>
-          <w:tab w:val="left" w:pos="3360"/>
-          <w:tab w:val="left" w:pos="3920"/>
-          <w:tab w:val="left" w:pos="4480"/>
-          <w:tab w:val="left" w:pos="5040"/>
-          <w:tab w:val="left" w:pos="5600"/>
-          <w:tab w:val="left" w:pos="6160"/>
-          <w:tab w:val="left" w:pos="6720"/>
-        </w:tabs>
-        <w:autoSpaceDE w:val="0"/>
-        <w:autoSpaceDN w:val="0"/>
-        <w:adjustRightInd w:val="0"/>
-        <w:spacing w:after="0" w:line="240" w:lineRule="auto"/>
-        <w:rPr>
-          <w:rFonts w:ascii="Times New Roman" w:hAnsi="Times New Roman" w:cs="Times New Roman"/>
-          <w:kern w:val="0"/>
-        </w:rPr>
-      </w:pPr>
-    </w:p>
-    <w:p>
-      <w:pPr>
-        <w:tabs>
-          <w:tab w:val="left" w:pos="560"/>
-          <w:tab w:val="left" w:pos="1120"/>
-          <w:tab w:val="left" w:pos="1680"/>
-          <w:tab w:val="left" w:pos="2240"/>
-          <w:tab w:val="left" w:pos="2800"/>
-          <w:tab w:val="left" w:pos="3360"/>
-          <w:tab w:val="left" w:pos="3920"/>
-          <w:tab w:val="left" w:pos="4480"/>
-          <w:tab w:val="left" w:pos="5040"/>
-          <w:tab w:val="left" w:pos="5600"/>
-          <w:tab w:val="left" w:pos="6160"/>
-          <w:tab w:val="left" w:pos="6720"/>
-        </w:tabs>
-        <w:autoSpaceDE w:val="0"/>
-        <w:autoSpaceDN w:val="0"/>
-        <w:adjustRightInd w:val="0"/>
-        <w:spacing w:after="0" w:line="240" w:lineRule="auto"/>
-        <w:rPr>
-          <w:rFonts w:ascii="Times New Roman" w:hAnsi="Times New Roman" w:cs="Times New Roman"/>
-          <w:kern w:val="0"/>
-        </w:rPr>
-      </w:pPr>
-    </w:p>
-    <w:p>
-      <w:pPr>
-        <w:tabs>
-          <w:tab w:val="left" w:pos="560"/>
-          <w:tab w:val="left" w:pos="1120"/>
-          <w:tab w:val="left" w:pos="1680"/>
-          <w:tab w:val="left" w:pos="2240"/>
-          <w:tab w:val="left" w:pos="2800"/>
-          <w:tab w:val="left" w:pos="3360"/>
-          <w:tab w:val="left" w:pos="3920"/>
-          <w:tab w:val="left" w:pos="4480"/>
-          <w:tab w:val="left" w:pos="5040"/>
-          <w:tab w:val="left" w:pos="5600"/>
-          <w:tab w:val="left" w:pos="6160"/>
-          <w:tab w:val="left" w:pos="6720"/>
-        </w:tabs>
-        <w:autoSpaceDE w:val="0"/>
-        <w:autoSpaceDN w:val="0"/>
-        <w:adjustRightInd w:val="0"/>
-        <w:spacing w:after="0" w:line="240" w:lineRule="auto"/>
-        <w:rPr>
-          <w:rFonts w:ascii="Times New Roman" w:hAnsi="Times New Roman" w:cs="Times New Roman"/>
-          <w:kern w:val="0"/>
-        </w:rPr>
-      </w:pPr>
-    </w:p>
-    <w:p>
-      <w:pPr>
-        <w:tabs>
-          <w:tab w:val="left" w:pos="560"/>
-          <w:tab w:val="left" w:pos="1120"/>
-          <w:tab w:val="left" w:pos="1680"/>
-          <w:tab w:val="left" w:pos="2240"/>
-          <w:tab w:val="left" w:pos="2800"/>
-          <w:tab w:val="left" w:pos="3360"/>
-          <w:tab w:val="left" w:pos="3920"/>
-          <w:tab w:val="left" w:pos="4480"/>
-          <w:tab w:val="left" w:pos="5040"/>
-          <w:tab w:val="left" w:pos="5600"/>
-          <w:tab w:val="left" w:pos="6160"/>
-          <w:tab w:val="left" w:pos="6720"/>
-        </w:tabs>
-        <w:autoSpaceDE w:val="0"/>
-        <w:autoSpaceDN w:val="0"/>
-        <w:adjustRightInd w:val="0"/>
-        <w:spacing w:after="0" w:line="240" w:lineRule="auto"/>
-        <w:rPr>
-          <w:rFonts w:ascii="Times New Roman" w:hAnsi="Times New Roman" w:cs="Times New Roman"/>
-          <w:kern w:val="0"/>
-        </w:rPr>
-      </w:pPr>
-    </w:p>
-    <w:p>
-      <w:pPr>
-        <w:tabs>
-          <w:tab w:val="left" w:pos="560"/>
-          <w:tab w:val="left" w:pos="1120"/>
-          <w:tab w:val="left" w:pos="1680"/>
-          <w:tab w:val="left" w:pos="2240"/>
-          <w:tab w:val="left" w:pos="2800"/>
-          <w:tab w:val="left" w:pos="3360"/>
-          <w:tab w:val="left" w:pos="3920"/>
-          <w:tab w:val="left" w:pos="4480"/>
-          <w:tab w:val="left" w:pos="5040"/>
-          <w:tab w:val="left" w:pos="5600"/>
-          <w:tab w:val="left" w:pos="6160"/>
-          <w:tab w:val="left" w:pos="6720"/>
-        </w:tabs>
-        <w:autoSpaceDE w:val="0"/>
-        <w:autoSpaceDN w:val="0"/>
-        <w:adjustRightInd w:val="0"/>
-        <w:spacing w:after="0" w:line="240" w:lineRule="auto"/>
-        <w:rPr>
-          <w:rFonts w:ascii="Times New Roman" w:hAnsi="Times New Roman" w:cs="Times New Roman"/>
-          <w:kern w:val="0"/>
-        </w:rPr>
-      </w:pPr>
-    </w:p>
-    <w:p>
-      <w:pPr>
-        <w:tabs>
-          <w:tab w:val="left" w:pos="560"/>
-          <w:tab w:val="left" w:pos="1120"/>
-          <w:tab w:val="left" w:pos="1680"/>
-          <w:tab w:val="left" w:pos="2240"/>
-          <w:tab w:val="left" w:pos="2800"/>
-          <w:tab w:val="left" w:pos="3360"/>
-          <w:tab w:val="left" w:pos="3920"/>
-          <w:tab w:val="left" w:pos="4480"/>
-          <w:tab w:val="left" w:pos="5040"/>
-          <w:tab w:val="left" w:pos="5600"/>
-          <w:tab w:val="left" w:pos="6160"/>
-          <w:tab w:val="left" w:pos="6720"/>
-        </w:tabs>
-        <w:autoSpaceDE w:val="0"/>
-        <w:autoSpaceDN w:val="0"/>
-        <w:adjustRightInd w:val="0"/>
-        <w:spacing w:after="0" w:line="240" w:lineRule="auto"/>
-        <w:rPr>
-          <w:rFonts w:ascii="Times New Roman" w:hAnsi="Times New Roman" w:cs="Times New Roman"/>
-          <w:kern w:val="0"/>
-        </w:rPr>
-      </w:pPr>
-    </w:p>
-    <w:p>
-      <w:pPr>
-        <w:tabs>
-          <w:tab w:val="left" w:pos="560"/>
-          <w:tab w:val="left" w:pos="1120"/>
-          <w:tab w:val="left" w:pos="1680"/>
-          <w:tab w:val="left" w:pos="2240"/>
-          <w:tab w:val="left" w:pos="2800"/>
-          <w:tab w:val="left" w:pos="3360"/>
-          <w:tab w:val="left" w:pos="3920"/>
-          <w:tab w:val="left" w:pos="4480"/>
-          <w:tab w:val="left" w:pos="5040"/>
-          <w:tab w:val="left" w:pos="5600"/>
-          <w:tab w:val="left" w:pos="6160"/>
-          <w:tab w:val="left" w:pos="6720"/>
-        </w:tabs>
-        <w:autoSpaceDE w:val="0"/>
-        <w:autoSpaceDN w:val="0"/>
-        <w:adjustRightInd w:val="0"/>
-        <w:spacing w:after="0" w:line="240" w:lineRule="auto"/>
-        <w:rPr>
-          <w:rFonts w:ascii="Times New Roman" w:hAnsi="Times New Roman" w:cs="Times New Roman"/>
-          <w:kern w:val="0"/>
-        </w:rPr>
-      </w:pPr>
-    </w:p>
-    <w:p>
-      <w:pPr>
-        <w:tabs>
-          <w:tab w:val="left" w:pos="560"/>
-          <w:tab w:val="left" w:pos="1120"/>
-          <w:tab w:val="left" w:pos="1680"/>
-          <w:tab w:val="left" w:pos="2240"/>
-          <w:tab w:val="left" w:pos="2800"/>
-          <w:tab w:val="left" w:pos="3360"/>
-          <w:tab w:val="left" w:pos="3920"/>
-          <w:tab w:val="left" w:pos="4480"/>
-          <w:tab w:val="left" w:pos="5040"/>
-          <w:tab w:val="left" w:pos="5600"/>
-          <w:tab w:val="left" w:pos="6160"/>
-          <w:tab w:val="left" w:pos="6720"/>
-        </w:tabs>
-        <w:autoSpaceDE w:val="0"/>
-        <w:autoSpaceDN w:val="0"/>
-        <w:adjustRightInd w:val="0"/>
-        <w:spacing w:after="0" w:line="240" w:lineRule="auto"/>
-        <w:rPr>
-          <w:rFonts w:ascii="Times New Roman" w:hAnsi="Times New Roman" w:cs="Times New Roman"/>
-          <w:kern w:val="0"/>
-        </w:rPr>
-      </w:pPr>
-    </w:p>
-    <w:p>
-      <w:pPr>
-        <w:tabs>
-          <w:tab w:val="left" w:pos="560"/>
-          <w:tab w:val="left" w:pos="1120"/>
-          <w:tab w:val="left" w:pos="1680"/>
-          <w:tab w:val="left" w:pos="2240"/>
-          <w:tab w:val="left" w:pos="2800"/>
-          <w:tab w:val="left" w:pos="3360"/>
-          <w:tab w:val="left" w:pos="3920"/>
-          <w:tab w:val="left" w:pos="4480"/>
-          <w:tab w:val="left" w:pos="5040"/>
-          <w:tab w:val="left" w:pos="5600"/>
-          <w:tab w:val="left" w:pos="6160"/>
-          <w:tab w:val="left" w:pos="6720"/>
-        </w:tabs>
-        <w:autoSpaceDE w:val="0"/>
-        <w:autoSpaceDN w:val="0"/>
-        <w:adjustRightInd w:val="0"/>
-        <w:spacing w:after="0" w:line="240" w:lineRule="auto"/>
-        <w:rPr>
-          <w:rFonts w:ascii="Times New Roman" w:hAnsi="Times New Roman" w:cs="Times New Roman"/>
-          <w:kern w:val="0"/>
-        </w:rPr>
-      </w:pPr>
-    </w:p>
-    <w:p>
-      <w:pPr>
-        <w:tabs>
-          <w:tab w:val="left" w:pos="560"/>
-          <w:tab w:val="left" w:pos="1120"/>
-          <w:tab w:val="left" w:pos="1680"/>
-          <w:tab w:val="left" w:pos="2240"/>
-          <w:tab w:val="left" w:pos="2800"/>
-          <w:tab w:val="left" w:pos="3360"/>
-          <w:tab w:val="left" w:pos="3920"/>
-          <w:tab w:val="left" w:pos="4480"/>
-          <w:tab w:val="left" w:pos="5040"/>
-          <w:tab w:val="left" w:pos="5600"/>
-          <w:tab w:val="left" w:pos="6160"/>
-          <w:tab w:val="left" w:pos="6720"/>
-        </w:tabs>
-        <w:autoSpaceDE w:val="0"/>
-        <w:autoSpaceDN w:val="0"/>
-        <w:adjustRightInd w:val="0"/>
-        <w:spacing w:after="0" w:line="240" w:lineRule="auto"/>
-        <w:rPr>
-          <w:rFonts w:ascii="Times New Roman" w:hAnsi="Times New Roman" w:cs="Times New Roman"/>
-          <w:kern w:val="0"/>
-        </w:rPr>
-      </w:pPr>
-    </w:p>
-    <w:p>
-      <w:pPr>
-        <w:tabs>
-          <w:tab w:val="left" w:pos="560"/>
-          <w:tab w:val="left" w:pos="1120"/>
-          <w:tab w:val="left" w:pos="1680"/>
-          <w:tab w:val="left" w:pos="2240"/>
-          <w:tab w:val="left" w:pos="2800"/>
-          <w:tab w:val="left" w:pos="3360"/>
-          <w:tab w:val="left" w:pos="3920"/>
-          <w:tab w:val="left" w:pos="4480"/>
-          <w:tab w:val="left" w:pos="5040"/>
-          <w:tab w:val="left" w:pos="5600"/>
-          <w:tab w:val="left" w:pos="6160"/>
-          <w:tab w:val="left" w:pos="6720"/>
-        </w:tabs>
-        <w:autoSpaceDE w:val="0"/>
-        <w:autoSpaceDN w:val="0"/>
-        <w:adjustRightInd w:val="0"/>
-        <w:spacing w:after="0" w:line="240" w:lineRule="auto"/>
-        <w:rPr>
-          <w:rFonts w:ascii="Times New Roman" w:hAnsi="Times New Roman" w:cs="Times New Roman"/>
-          <w:kern w:val="0"/>
-        </w:rPr>
-      </w:pPr>
-    </w:p>
-    <w:p>
-      <w:pPr>
-        <w:tabs>
-          <w:tab w:val="left" w:pos="560"/>
-          <w:tab w:val="left" w:pos="1120"/>
-          <w:tab w:val="left" w:pos="1680"/>
-          <w:tab w:val="left" w:pos="2240"/>
-          <w:tab w:val="left" w:pos="2800"/>
-          <w:tab w:val="left" w:pos="3360"/>
-          <w:tab w:val="left" w:pos="3920"/>
-          <w:tab w:val="left" w:pos="4480"/>
-          <w:tab w:val="left" w:pos="5040"/>
-          <w:tab w:val="left" w:pos="5600"/>
-          <w:tab w:val="left" w:pos="6160"/>
-          <w:tab w:val="left" w:pos="6720"/>
-        </w:tabs>
-        <w:autoSpaceDE w:val="0"/>
-        <w:autoSpaceDN w:val="0"/>
-        <w:adjustRightInd w:val="0"/>
-        <w:spacing w:after="0" w:line="240" w:lineRule="auto"/>
-        <w:rPr>
-          <w:rFonts w:ascii="Times New Roman" w:hAnsi="Times New Roman" w:cs="Times New Roman"/>
-          <w:kern w:val="0"/>
-        </w:rPr>
-      </w:pPr>
-    </w:p>
-    <w:p>
-      <w:pPr>
-        <w:tabs>
-          <w:tab w:val="left" w:pos="560"/>
-          <w:tab w:val="left" w:pos="1120"/>
-          <w:tab w:val="left" w:pos="1680"/>
-          <w:tab w:val="left" w:pos="2240"/>
-          <w:tab w:val="left" w:pos="2800"/>
-          <w:tab w:val="left" w:pos="3360"/>
-          <w:tab w:val="left" w:pos="3920"/>
-          <w:tab w:val="left" w:pos="4480"/>
-          <w:tab w:val="left" w:pos="5040"/>
-          <w:tab w:val="left" w:pos="5600"/>
-          <w:tab w:val="left" w:pos="6160"/>
-          <w:tab w:val="left" w:pos="6720"/>
-        </w:tabs>
-        <w:autoSpaceDE w:val="0"/>
-        <w:autoSpaceDN w:val="0"/>
-        <w:adjustRightInd w:val="0"/>
-        <w:spacing w:after="0" w:line="240" w:lineRule="auto"/>
-        <w:rPr>
-          <w:rFonts w:ascii="Times New Roman" w:hAnsi="Times New Roman" w:cs="Times New Roman"/>
-          <w:kern w:val="0"/>
-        </w:rPr>
-      </w:pPr>
-    </w:p>
-    <w:p>
-      <w:pPr>
-        <w:tabs>
-          <w:tab w:val="left" w:pos="560"/>
-          <w:tab w:val="left" w:pos="1120"/>
-          <w:tab w:val="left" w:pos="1680"/>
-          <w:tab w:val="left" w:pos="2240"/>
-          <w:tab w:val="left" w:pos="2800"/>
-          <w:tab w:val="left" w:pos="3360"/>
-          <w:tab w:val="left" w:pos="3920"/>
-          <w:tab w:val="left" w:pos="4480"/>
-          <w:tab w:val="left" w:pos="5040"/>
-          <w:tab w:val="left" w:pos="5600"/>
-          <w:tab w:val="left" w:pos="6160"/>
-          <w:tab w:val="left" w:pos="6720"/>
-        </w:tabs>
-        <w:autoSpaceDE w:val="0"/>
-        <w:autoSpaceDN w:val="0"/>
-        <w:adjustRightInd w:val="0"/>
-        <w:spacing w:after="0" w:line="240" w:lineRule="auto"/>
-        <w:rPr>
-          <w:rFonts w:ascii="Times New Roman" w:hAnsi="Times New Roman" w:cs="Times New Roman"/>
-          <w:kern w:val="0"/>
-        </w:rPr>
-      </w:pPr>
-    </w:p>
-    <w:p>
-      <w:pPr>
-        <w:tabs>
-          <w:tab w:val="left" w:pos="560"/>
-          <w:tab w:val="left" w:pos="1120"/>
-          <w:tab w:val="left" w:pos="1680"/>
-          <w:tab w:val="left" w:pos="2240"/>
-          <w:tab w:val="left" w:pos="2800"/>
-          <w:tab w:val="left" w:pos="3360"/>
-          <w:tab w:val="left" w:pos="3920"/>
-          <w:tab w:val="left" w:pos="4480"/>
-          <w:tab w:val="left" w:pos="5040"/>
-          <w:tab w:val="left" w:pos="5600"/>
-          <w:tab w:val="left" w:pos="6160"/>
-          <w:tab w:val="left" w:pos="6720"/>
-        </w:tabs>
-        <w:autoSpaceDE w:val="0"/>
-        <w:autoSpaceDN w:val="0"/>
-        <w:adjustRightInd w:val="0"/>
-        <w:spacing w:after="0" w:line="240" w:lineRule="auto"/>
-        <w:rPr>
-          <w:rFonts w:ascii="Times New Roman" w:hAnsi="Times New Roman" w:cs="Times New Roman"/>
-          <w:kern w:val="0"/>
-        </w:rPr>
-      </w:pPr>
-    </w:p>
-    <w:p>
-      <w:pPr>
-        <w:tabs>
-          <w:tab w:val="left" w:pos="560"/>
-          <w:tab w:val="left" w:pos="1120"/>
-          <w:tab w:val="left" w:pos="1680"/>
-          <w:tab w:val="left" w:pos="2240"/>
-          <w:tab w:val="left" w:pos="2800"/>
-          <w:tab w:val="left" w:pos="3360"/>
-          <w:tab w:val="left" w:pos="3920"/>
-          <w:tab w:val="left" w:pos="4480"/>
-          <w:tab w:val="left" w:pos="5040"/>
-          <w:tab w:val="left" w:pos="5600"/>
-          <w:tab w:val="left" w:pos="6160"/>
-          <w:tab w:val="left" w:pos="6720"/>
-        </w:tabs>
-        <w:autoSpaceDE w:val="0"/>
-        <w:autoSpaceDN w:val="0"/>
-        <w:adjustRightInd w:val="0"/>
-        <w:spacing w:after="0" w:line="240" w:lineRule="auto"/>
-        <w:rPr>
-          <w:rFonts w:ascii="Times New Roman" w:hAnsi="Times New Roman" w:cs="Times New Roman"/>
-          <w:kern w:val="0"/>
-        </w:rPr>
-      </w:pPr>
-    </w:p>
-    <w:p>
-      <w:pPr>
-        <w:tabs>
-          <w:tab w:val="left" w:pos="560"/>
-          <w:tab w:val="left" w:pos="1120"/>
-          <w:tab w:val="left" w:pos="1680"/>
-          <w:tab w:val="left" w:pos="2240"/>
-          <w:tab w:val="left" w:pos="2800"/>
-          <w:tab w:val="left" w:pos="3360"/>
-          <w:tab w:val="left" w:pos="3920"/>
-          <w:tab w:val="left" w:pos="4480"/>
-          <w:tab w:val="left" w:pos="5040"/>
-          <w:tab w:val="left" w:pos="5600"/>
-          <w:tab w:val="left" w:pos="6160"/>
-          <w:tab w:val="left" w:pos="6720"/>
-        </w:tabs>
-        <w:autoSpaceDE w:val="0"/>
-        <w:autoSpaceDN w:val="0"/>
-        <w:adjustRightInd w:val="0"/>
-        <w:spacing w:after="0" w:line="240" w:lineRule="auto"/>
-        <w:rPr>
-          <w:rFonts w:ascii="Times New Roman" w:hAnsi="Times New Roman" w:cs="Times New Roman" w:hint="cs"/>
-          <w:kern w:val="0"/>
-        </w:rPr>
-      </w:pPr>
-    </w:p>
-    <w:p>
-      <w:pPr>
-        <w:tabs>
-          <w:tab w:val="left" w:pos="560"/>
-          <w:tab w:val="left" w:pos="1120"/>
-          <w:tab w:val="left" w:pos="1680"/>
-          <w:tab w:val="left" w:pos="2240"/>
-          <w:tab w:val="left" w:pos="2800"/>
-          <w:tab w:val="left" w:pos="3360"/>
-          <w:tab w:val="left" w:pos="3920"/>
-          <w:tab w:val="left" w:pos="4480"/>
-          <w:tab w:val="left" w:pos="5040"/>
-          <w:tab w:val="left" w:pos="5600"/>
-          <w:tab w:val="left" w:pos="6160"/>
-          <w:tab w:val="left" w:pos="6720"/>
-        </w:tabs>
-        <w:autoSpaceDE w:val="0"/>
-        <w:autoSpaceDN w:val="0"/>
-        <w:adjustRightInd w:val="0"/>
-        <w:spacing w:after="0" w:line="240" w:lineRule="auto"/>
-        <w:rPr>
-          <w:rFonts w:ascii="Times New Roman" w:hAnsi="Times New Roman" w:cs="Times New Roman" w:hint="cs"/>
-          <w:kern w:val="0"/>
-        </w:rPr>
-      </w:pPr>
-    </w:p>
-    <w:p>
-      <w:pPr>
-        <w:rPr>
-          <w:rFonts w:ascii="Times New Roman" w:hAnsi="Times New Roman" w:cs="Times New Roman" w:hint="cs"/>
-        </w:rPr>
-      </w:pPr>
-    </w:p>
     <w:sectPr>
       <w:headerReference w:type="default" r:id="rId7"/>
       <w:footerReference w:type="default" r:id="rId8"/>
       <w:pgSz w:w="11906" w:h="16838"/>
-      <w:pgMar w:top="1134" w:right="850" w:bottom="1134" w:left="1701" w:header="708" w:footer="708" w:gutter="0"/>
+      <w:pgMar w:top="850" w:right="850" w:bottom="850" w:left="1701" w:header="708" w:footer="708" w:gutter="0"/>
       <w:cols w:space="708"/>
       <w:docGrid w:linePitch="360"/>
     </w:sectPr>
@@ -5983,15 +5276,15 @@
       <w:rPr>
         <w:rFonts w:asciiTheme="minorHAnsi" w:eastAsiaTheme="minorHAnsi" w:hAnsiTheme="minorHAnsi" w:cstheme="minorBidi"/>
         <w:kern w:val="2"/>
-        <w:sz w:val="24"/>
-        <w:szCs w:val="24"/>
+        <w:sz w:val="22"/>
+        <w:szCs w:val="22"/>
         <w:lang w:val="ru-RU" w:eastAsia="en-US" w:bidi="ar-SA"/>
         <w14:ligatures w14:val="standardContextual"/>
       </w:rPr>
     </w:rPrDefault>
     <w:pPrDefault>
       <w:pPr>
-        <w:spacing w:after="160" w:line="278" w:lineRule="auto"/>
+        <w:spacing w:after="80" w:line="264" w:lineRule="auto"/>
       </w:pPr>
     </w:pPrDefault>
   </w:docDefaults>
